--- a/docs/explicacion_odoo_ute_complementos.docx
+++ b/docs/explicacion_odoo_ute_complementos.docx
@@ -3860,7 +3860,34 @@
         <w:t xml:space="preserve">UTE</w:t>
       </w:r>
       <w:r>
-        <w:t xml:space="preserve">. Dentro de ese menu se agrego:</w:t>
+        <w:t xml:space="preserve">. Los menus del complemento se agregaron directamente al mismo nivel que</w:t>
+      </w:r>
+      <w:r>
+        <w:t xml:space="preserve"> </w:t>
+      </w:r>
+      <w:r>
+        <w:rPr>
+          <w:rStyle w:val="VerbatimChar"/>
+        </w:rPr>
+        <w:t xml:space="preserve">Docentes</w:t>
+      </w:r>
+      <w:r>
+        <w:t xml:space="preserve"> </w:t>
+      </w:r>
+      <w:r>
+        <w:t xml:space="preserve">y</w:t>
+      </w:r>
+      <w:r>
+        <w:t xml:space="preserve"> </w:t>
+      </w:r>
+      <w:r>
+        <w:rPr>
+          <w:rStyle w:val="VerbatimChar"/>
+        </w:rPr>
+        <w:t xml:space="preserve">Materia</w:t>
+      </w:r>
+      <w:r>
+        <w:t xml:space="preserve">, para mantener la estructura original del modulo base:</w:t>
       </w:r>
     </w:p>
     <w:p>
@@ -3880,7 +3907,7 @@
         <w:rPr>
           <w:rStyle w:val="VerbatimChar"/>
         </w:rPr>
-        <w:t xml:space="preserve">└── Complementos Academicos</w:t>
+        <w:t xml:space="preserve">├── Docentes</w:t>
       </w:r>
       <w:r>
         <w:br/>
@@ -3889,7 +3916,7 @@
         <w:rPr>
           <w:rStyle w:val="VerbatimChar"/>
         </w:rPr>
-        <w:t xml:space="preserve">    ├── Planes academicos</w:t>
+        <w:t xml:space="preserve">├── Materia</w:t>
       </w:r>
       <w:r>
         <w:br/>
@@ -3898,7 +3925,7 @@
         <w:rPr>
           <w:rStyle w:val="VerbatimChar"/>
         </w:rPr>
-        <w:t xml:space="preserve">    ├── Aulas</w:t>
+        <w:t xml:space="preserve">├── Planes academicos</w:t>
       </w:r>
       <w:r>
         <w:br/>
@@ -3907,7 +3934,7 @@
         <w:rPr>
           <w:rStyle w:val="VerbatimChar"/>
         </w:rPr>
-        <w:t xml:space="preserve">    ├── Horarios</w:t>
+        <w:t xml:space="preserve">├── Aulas</w:t>
       </w:r>
       <w:r>
         <w:br/>
@@ -3916,7 +3943,7 @@
         <w:rPr>
           <w:rStyle w:val="VerbatimChar"/>
         </w:rPr>
-        <w:t xml:space="preserve">    ├── Asistencias</w:t>
+        <w:t xml:space="preserve">├── Horarios</w:t>
       </w:r>
       <w:r>
         <w:br/>
@@ -3925,7 +3952,16 @@
         <w:rPr>
           <w:rStyle w:val="VerbatimChar"/>
         </w:rPr>
-        <w:t xml:space="preserve">    └── Evaluaciones</w:t>
+        <w:t xml:space="preserve">├── Asistencias</w:t>
+      </w:r>
+      <w:r>
+        <w:br/>
+      </w:r>
+      <w:r>
+        <w:rPr>
+          <w:rStyle w:val="VerbatimChar"/>
+        </w:rPr>
+        <w:t xml:space="preserve">└── Evaluaciones</w:t>
       </w:r>
     </w:p>
     <w:p>

--- a/docs/explicacion_odoo_ute_complementos.docx
+++ b/docs/explicacion_odoo_ute_complementos.docx
@@ -3678,7 +3678,46 @@
         <w:pStyle w:val="FirstParagraph"/>
       </w:pPr>
       <w:r>
-        <w:t xml:space="preserve">Se crearon dos grupos complementarios dentro del privilegio UTE:</w:t>
+        <w:t xml:space="preserve">Se reutilizan los grupos del modulo base</w:t>
+      </w:r>
+      <w:r>
+        <w:t xml:space="preserve"> </w:t>
+      </w:r>
+      <w:r>
+        <w:rPr>
+          <w:rStyle w:val="VerbatimChar"/>
+        </w:rPr>
+        <w:t xml:space="preserve">odoo_ute</w:t>
+      </w:r>
+      <w:r>
+        <w:t xml:space="preserve">, porque son los mismos que ya permiten ver las opciones</w:t>
+      </w:r>
+      <w:r>
+        <w:t xml:space="preserve"> </w:t>
+      </w:r>
+      <w:r>
+        <w:rPr>
+          <w:rStyle w:val="VerbatimChar"/>
+        </w:rPr>
+        <w:t xml:space="preserve">Docentes</w:t>
+      </w:r>
+      <w:r>
+        <w:t xml:space="preserve"> </w:t>
+      </w:r>
+      <w:r>
+        <w:t xml:space="preserve">y</w:t>
+      </w:r>
+      <w:r>
+        <w:t xml:space="preserve"> </w:t>
+      </w:r>
+      <w:r>
+        <w:rPr>
+          <w:rStyle w:val="VerbatimChar"/>
+        </w:rPr>
+        <w:t xml:space="preserve">Materia</w:t>
+      </w:r>
+      <w:r>
+        <w:t xml:space="preserve">:</w:t>
       </w:r>
     </w:p>
     <w:p>
@@ -3693,10 +3732,10 @@
         <w:rPr>
           <w:rStyle w:val="VerbatimChar"/>
         </w:rPr>
-        <w:t xml:space="preserve">Usuario Complementos</w:t>
-      </w:r>
-      <w:r>
-        <w:t xml:space="preserve">: hereda el acceso de</w:t>
+        <w:t xml:space="preserve">Usuario</w:t>
+      </w:r>
+      <w:r>
+        <w:t xml:space="preserve">: grupo</w:t>
       </w:r>
       <w:r>
         <w:t xml:space="preserve"> </w:t>
@@ -3723,25 +3762,10 @@
         <w:rPr>
           <w:rStyle w:val="VerbatimChar"/>
         </w:rPr>
-        <w:t xml:space="preserve">Administrador Complementos</w:t>
-      </w:r>
-      <w:r>
-        <w:t xml:space="preserve">: hereda el acceso de</w:t>
-      </w:r>
-      <w:r>
-        <w:t xml:space="preserve"> </w:t>
-      </w:r>
-      <w:r>
-        <w:rPr>
-          <w:rStyle w:val="VerbatimChar"/>
-        </w:rPr>
-        <w:t xml:space="preserve">Usuario Complementos</w:t>
-      </w:r>
-      <w:r>
-        <w:t xml:space="preserve"> </w:t>
-      </w:r>
-      <w:r>
-        <w:t xml:space="preserve">y de</w:t>
+        <w:t xml:space="preserve">Administrador</w:t>
+      </w:r>
+      <w:r>
+        <w:t xml:space="preserve">: grupo</w:t>
       </w:r>
       <w:r>
         <w:t xml:space="preserve"> </w:t>
@@ -3773,7 +3797,7 @@
         </w:numPr>
       </w:pPr>
       <w:r>
-        <w:t xml:space="preserve">Usuario Complementos: solo lectura.</w:t>
+        <w:t xml:space="preserve">Usuario: solo lectura.</w:t>
       </w:r>
     </w:p>
     <w:p>
@@ -3785,7 +3809,7 @@
         </w:numPr>
       </w:pPr>
       <w:r>
-        <w:t xml:space="preserve">Administrador Complementos: lectura, escritura, creacion y eliminacion.</w:t>
+        <w:t xml:space="preserve">Administrador: lectura, escritura, creacion y eliminacion.</w:t>
       </w:r>
     </w:p>
     <w:p>
